--- a/src/content/books/15-evangelie-samarii/en.docx
+++ b/src/content/books/15-evangelie-samarii/en.docx
@@ -23519,7 +23519,6 @@
       </w:pPr>
       <w:r>
         <w:rPr>
-          <w:rStyle w:val="af"/>
           <w:rFonts w:ascii="Arial" w:eastAsiaTheme="majorEastAsia" w:hAnsi="Arial" w:cs="Arial"/>
           <w:b/>
         </w:rPr>
@@ -23592,7 +23591,6 @@
       </w:pPr>
       <w:r>
         <w:rPr>
-          <w:rStyle w:val="af"/>
           <w:rFonts w:ascii="Arial" w:eastAsiaTheme="majorEastAsia" w:hAnsi="Arial" w:cs="Arial"/>
           <w:b/>
         </w:rPr>
@@ -23609,7 +23607,6 @@
       </w:pPr>
       <w:r>
         <w:rPr>
-          <w:rStyle w:val="af"/>
           <w:rFonts w:ascii="Arial" w:eastAsiaTheme="majorEastAsia" w:hAnsi="Arial" w:cs="Arial"/>
           <w:b/>
         </w:rPr>
@@ -23628,7 +23625,6 @@
       </w:pPr>
       <w:r>
         <w:rPr>
-          <w:rStyle w:val="af"/>
           <w:rFonts w:ascii="Arial" w:eastAsiaTheme="majorEastAsia" w:hAnsi="Arial" w:cs="Arial"/>
           <w:b/>
         </w:rPr>
@@ -23647,7 +23643,6 @@
       </w:pPr>
       <w:r>
         <w:rPr>
-          <w:rStyle w:val="af"/>
           <w:rFonts w:ascii="Arial" w:eastAsiaTheme="majorEastAsia" w:hAnsi="Arial" w:cs="Arial"/>
           <w:b/>
         </w:rPr>
@@ -23664,7 +23659,6 @@
       </w:pPr>
       <w:r>
         <w:rPr>
-          <w:rStyle w:val="af"/>
           <w:rFonts w:ascii="Arial" w:eastAsiaTheme="majorEastAsia" w:hAnsi="Arial" w:cs="Arial"/>
           <w:b/>
         </w:rPr>
@@ -23878,7 +23872,6 @@
       </w:pPr>
       <w:r>
         <w:rPr>
-          <w:rStyle w:val="af"/>
           <w:rFonts w:ascii="Arial" w:eastAsiaTheme="majorEastAsia" w:hAnsi="Arial" w:cs="Arial"/>
           <w:b/>
         </w:rPr>
@@ -23897,7 +23890,6 @@
       </w:pPr>
       <w:r>
         <w:rPr>
-          <w:rStyle w:val="af"/>
           <w:rFonts w:ascii="Arial" w:eastAsiaTheme="majorEastAsia" w:hAnsi="Arial" w:cs="Arial"/>
           <w:b/>
         </w:rPr>
@@ -23914,7 +23906,6 @@
       </w:pPr>
       <w:r>
         <w:rPr>
-          <w:rStyle w:val="af"/>
           <w:rFonts w:ascii="Arial" w:eastAsiaTheme="majorEastAsia" w:hAnsi="Arial" w:cs="Arial"/>
           <w:b/>
         </w:rPr>
@@ -24886,6 +24877,9 @@
           <w14:ligatures w14:val="none"/>
         </w:rPr>
       </w:pPr>
+      <w:r>
+        <w:t>***</w:t>
+      </w:r>
     </w:p>
     <w:p>
       <w:pPr>
